--- a/fra/docx/004.content.docx
+++ b/fra/docx/004.content.docx
@@ -5024,114 +5024,84 @@
           <w:lang w:val="fr_FR" w:bidi="fr_FR"/>
         </w:rPr>
       </w:r>
-      <w:hyperlink r:id="rId13">
-        <w:r>
-          <w:rPr>
-            <w:lang w:val="fr_FR" w:bidi="fr_FR"/>
-          </w:rPr>
-          <w:rPr>
-            <w:color w:val="0000EE"/>
-            <w:u w:val="single"/>
-          </w:rPr>
-          <w:t>2 Rois 3.15–17</w:t>
-        </w:r>
-      </w:hyperlink>
-    </w:p>
-    <w:p>
-      <w:pPr>
-        <w:pStyle w:val="ListBullet"/>
-        <w:spacing w:line="240" w:lineRule="auto"/>
-        <w:ind w:left="720"/>
-      </w:pPr>
-      <w:r>
-        <w:rPr>
-          <w:lang w:val="fr_FR" w:bidi="fr_FR"/>
-        </w:rPr>
-      </w:r>
-      <w:hyperlink r:id="rId14">
-        <w:r>
-          <w:rPr>
-            <w:lang w:val="fr_FR" w:bidi="fr_FR"/>
-          </w:rPr>
-          <w:rPr>
-            <w:color w:val="0000EE"/>
-            <w:u w:val="single"/>
-          </w:rPr>
-          <w:t>Genèse 30.29</w:t>
-        </w:r>
-      </w:hyperlink>
-    </w:p>
-    <w:p>
-      <w:pPr>
-        <w:pStyle w:val="ListBullet"/>
-        <w:spacing w:line="240" w:lineRule="auto"/>
-        <w:ind w:left="720"/>
-      </w:pPr>
-      <w:r>
-        <w:rPr>
-          <w:lang w:val="fr_FR" w:bidi="fr_FR"/>
-        </w:rPr>
-      </w:r>
-      <w:hyperlink r:id="rId15">
-        <w:r>
-          <w:rPr>
-            <w:lang w:val="fr_FR" w:bidi="fr_FR"/>
-          </w:rPr>
-          <w:rPr>
-            <w:color w:val="0000EE"/>
-            <w:u w:val="single"/>
-          </w:rPr>
-          <w:t>Josué 1.14–15</w:t>
-        </w:r>
-      </w:hyperlink>
-    </w:p>
-    <w:p>
-      <w:pPr>
-        <w:pStyle w:val="ListBullet"/>
-        <w:spacing w:line="240" w:lineRule="auto"/>
-        <w:ind w:left="720"/>
-      </w:pPr>
-      <w:r>
-        <w:rPr>
-          <w:lang w:val="fr_FR" w:bidi="fr_FR"/>
-        </w:rPr>
-      </w:r>
-      <w:hyperlink r:id="rId16">
-        <w:r>
-          <w:rPr>
-            <w:lang w:val="fr_FR" w:bidi="fr_FR"/>
-          </w:rPr>
-          <w:rPr>
-            <w:color w:val="0000EE"/>
-            <w:u w:val="single"/>
-          </w:rPr>
-          <w:t>Néhémie 9.36–37</w:t>
-        </w:r>
-      </w:hyperlink>
-    </w:p>
-    <w:p>
-      <w:pPr>
-        <w:pStyle w:val="ListBullet"/>
-        <w:spacing w:line="240" w:lineRule="auto"/>
-        <w:ind w:left="720"/>
-      </w:pPr>
-      <w:r>
-        <w:rPr>
-          <w:lang w:val="fr_FR" w:bidi="fr_FR"/>
-        </w:rPr>
-      </w:r>
-      <w:hyperlink r:id="rId17">
-        <w:r>
-          <w:rPr>
-            <w:lang w:val="fr_FR" w:bidi="fr_FR"/>
-          </w:rPr>
-          <w:rPr>
-            <w:color w:val="0000EE"/>
-            <w:u w:val="single"/>
-          </w:rPr>
-          <w:t>Nombres 3.41</w:t>
-        </w:r>
-      </w:hyperlink>
+      <w:r>
+        <w:rPr>
+          <w:lang w:val="fr_FR" w:bidi="fr_FR"/>
+        </w:rPr>
+        <w:t>2 Rois 3.15–17</w:t>
+      </w:r>
+    </w:p>
+    <w:p>
+      <w:pPr>
+        <w:pStyle w:val="ListBullet"/>
+        <w:spacing w:line="240" w:lineRule="auto"/>
+        <w:ind w:left="720"/>
+      </w:pPr>
+      <w:r>
+        <w:rPr>
+          <w:lang w:val="fr_FR" w:bidi="fr_FR"/>
+        </w:rPr>
+      </w:r>
+      <w:r>
+        <w:rPr>
+          <w:lang w:val="fr_FR" w:bidi="fr_FR"/>
+        </w:rPr>
+        <w:t>Genèse 30.29</w:t>
+      </w:r>
+    </w:p>
+    <w:p>
+      <w:pPr>
+        <w:pStyle w:val="ListBullet"/>
+        <w:spacing w:line="240" w:lineRule="auto"/>
+        <w:ind w:left="720"/>
+      </w:pPr>
+      <w:r>
+        <w:rPr>
+          <w:lang w:val="fr_FR" w:bidi="fr_FR"/>
+        </w:rPr>
+      </w:r>
+      <w:r>
+        <w:rPr>
+          <w:lang w:val="fr_FR" w:bidi="fr_FR"/>
+        </w:rPr>
+        <w:t>Josué 1.14–15</w:t>
+      </w:r>
+    </w:p>
+    <w:p>
+      <w:pPr>
+        <w:pStyle w:val="ListBullet"/>
+        <w:spacing w:line="240" w:lineRule="auto"/>
+        <w:ind w:left="720"/>
+      </w:pPr>
+      <w:r>
+        <w:rPr>
+          <w:lang w:val="fr_FR" w:bidi="fr_FR"/>
+        </w:rPr>
+      </w:r>
+      <w:r>
+        <w:rPr>
+          <w:lang w:val="fr_FR" w:bidi="fr_FR"/>
+        </w:rPr>
+        <w:t>Néhémie 9.36–37</w:t>
+      </w:r>
+    </w:p>
+    <w:p>
+      <w:pPr>
+        <w:pStyle w:val="ListBullet"/>
+        <w:spacing w:line="240" w:lineRule="auto"/>
+        <w:ind w:left="720"/>
+      </w:pPr>
+      <w:r>
+        <w:rPr>
+          <w:lang w:val="fr_FR" w:bidi="fr_FR"/>
+        </w:rPr>
+      </w:r>
+      <w:r>
+        <w:rPr>
+          <w:lang w:val="fr_FR" w:bidi="fr_FR"/>
+        </w:rPr>
+        <w:t>Nombres 3.41</w:t>
+      </w:r>
     </w:p>
     <w:p>
       <w:pPr>

--- a/fra/docx/004.content.docx
+++ b/fra/docx/004.content.docx
@@ -4945,13 +4945,13 @@
         <w:rPr>
           <w:lang w:val="fr_FR" w:bidi="fr_FR"/>
         </w:rPr>
-        <w:t xml:space="preserve">Voir aussi : </w:t>
-      </w:r>
-      <w:r>
-        <w:rPr>
-          <w:lang w:val="fr_FR" w:bidi="fr_FR"/>
-        </w:rPr>
-        <w:t>vache ou génisse, bœuf</w:t>
+        <w:t xml:space="preserve">Voir aussi : vache ou génisse, bœuf, </w:t>
+      </w:r>
+      <w:r>
+        <w:rPr>
+          <w:lang w:val="fr_FR" w:bidi="fr_FR"/>
+        </w:rPr>
+        <w:t>âne</w:t>
       </w:r>
       <w:r>
         <w:rPr>
@@ -4963,7 +4963,7 @@
         <w:rPr>
           <w:lang w:val="fr_FR" w:bidi="fr_FR"/>
         </w:rPr>
-        <w:t>âne</w:t>
+        <w:t>chèvre</w:t>
       </w:r>
       <w:r>
         <w:rPr>
@@ -4975,7 +4975,7 @@
         <w:rPr>
           <w:lang w:val="fr_FR" w:bidi="fr_FR"/>
         </w:rPr>
-        <w:t>chèvre</w:t>
+        <w:t>cheval</w:t>
       </w:r>
       <w:r>
         <w:rPr>
@@ -4987,7 +4987,306 @@
         <w:rPr>
           <w:lang w:val="fr_FR" w:bidi="fr_FR"/>
         </w:rPr>
-        <w:t>cheval</w:t>
+        <w:t>brebis</w:t>
+      </w:r>
+    </w:p>
+    <w:p>
+      <w:pPr>
+        <w:pStyle w:val="Heading3"/>
+      </w:pPr>
+      <w:r>
+        <w:rPr>
+          <w:lang w:val="fr_FR" w:bidi="fr_FR"/>
+        </w:rPr>
+        <w:t>Passages bibliques</w:t>
+      </w:r>
+    </w:p>
+    <w:p>
+      <w:pPr>
+        <w:pStyle w:val="ListBullet"/>
+        <w:spacing w:line="240" w:lineRule="auto"/>
+        <w:ind w:left="720"/>
+      </w:pPr>
+      <w:r>
+        <w:rPr>
+          <w:lang w:val="fr_FR" w:bidi="fr_FR"/>
+        </w:rPr>
+      </w:r>
+      <w:r>
+        <w:rPr>
+          <w:lang w:val="fr_FR" w:bidi="fr_FR"/>
+        </w:rPr>
+        <w:t>2 Rois 3.15–17</w:t>
+      </w:r>
+    </w:p>
+    <w:p>
+      <w:pPr>
+        <w:pStyle w:val="ListBullet"/>
+        <w:spacing w:line="240" w:lineRule="auto"/>
+        <w:ind w:left="720"/>
+      </w:pPr>
+      <w:r>
+        <w:rPr>
+          <w:lang w:val="fr_FR" w:bidi="fr_FR"/>
+        </w:rPr>
+      </w:r>
+      <w:r>
+        <w:rPr>
+          <w:lang w:val="fr_FR" w:bidi="fr_FR"/>
+        </w:rPr>
+        <w:t>Genèse 30.29</w:t>
+      </w:r>
+    </w:p>
+    <w:p>
+      <w:pPr>
+        <w:pStyle w:val="ListBullet"/>
+        <w:spacing w:line="240" w:lineRule="auto"/>
+        <w:ind w:left="720"/>
+      </w:pPr>
+      <w:r>
+        <w:rPr>
+          <w:lang w:val="fr_FR" w:bidi="fr_FR"/>
+        </w:rPr>
+      </w:r>
+      <w:r>
+        <w:rPr>
+          <w:lang w:val="fr_FR" w:bidi="fr_FR"/>
+        </w:rPr>
+        <w:t>Josué 1.14–15</w:t>
+      </w:r>
+    </w:p>
+    <w:p>
+      <w:pPr>
+        <w:pStyle w:val="ListBullet"/>
+        <w:spacing w:line="240" w:lineRule="auto"/>
+        <w:ind w:left="720"/>
+      </w:pPr>
+      <w:r>
+        <w:rPr>
+          <w:lang w:val="fr_FR" w:bidi="fr_FR"/>
+        </w:rPr>
+      </w:r>
+      <w:r>
+        <w:rPr>
+          <w:lang w:val="fr_FR" w:bidi="fr_FR"/>
+        </w:rPr>
+        <w:t>Néhémie 9.36–37</w:t>
+      </w:r>
+    </w:p>
+    <w:p>
+      <w:pPr>
+        <w:pStyle w:val="ListBullet"/>
+        <w:spacing w:line="240" w:lineRule="auto"/>
+        <w:ind w:left="720"/>
+      </w:pPr>
+      <w:r>
+        <w:rPr>
+          <w:lang w:val="fr_FR" w:bidi="fr_FR"/>
+        </w:rPr>
+      </w:r>
+      <w:r>
+        <w:rPr>
+          <w:lang w:val="fr_FR" w:bidi="fr_FR"/>
+        </w:rPr>
+        <w:t>Nombres 3.41</w:t>
+      </w:r>
+    </w:p>
+    <w:p>
+      <w:pPr>
+        <w:pStyle w:val="Heading3"/>
+      </w:pPr>
+      <w:r>
+        <w:rPr>
+          <w:lang w:val="fr_FR" w:bidi="fr_FR"/>
+        </w:rPr>
+        <w:t>Données sur le mot</w:t>
+      </w:r>
+    </w:p>
+    <w:p>
+      <w:pPr>
+        <w:pStyle w:val="ListBullet"/>
+        <w:spacing w:line="240" w:lineRule="auto"/>
+        <w:ind w:left="720"/>
+      </w:pPr>
+      <w:r>
+        <w:rPr>
+          <w:lang w:val="fr_FR" w:bidi="fr_FR"/>
+        </w:rPr>
+      </w:r>
+      <w:r>
+        <w:rPr>
+          <w:lang w:val="fr_FR" w:bidi="fr_FR"/>
+        </w:rPr>
+        <w:t>Numéros Strong : H0929, H4399, H4735</w:t>
+      </w:r>
+      <w:r>
+        <w:rPr>
+          <w:lang w:val="fr_FR" w:bidi="fr_FR"/>
+        </w:rPr>
+      </w:r>
+      <w:r>
+        <w:rPr>
+          <w:lang w:val="fr_FR" w:bidi="fr_FR"/>
+        </w:rPr>
+      </w:r>
+    </w:p>
+    <w:p>
+      <w:pPr/>
+      <w:r>
+        <w:rPr>
+          <w:lang w:val="fr_FR" w:bidi="fr_FR"/>
+        </w:rPr>
+      </w:r>
+    </w:p>
+    <w:p>
+      <w:pPr>
+        <w:pStyle w:val="Heading2"/>
+      </w:pPr>
+      <w:r>
+        <w:rPr>
+          <w:lang w:val="fr_FR" w:bidi="fr_FR"/>
+        </w:rPr>
+        <w:t>Bête</w:t>
+      </w:r>
+      <w:r>
+        <w:rPr>
+          <w:lang w:val="fr_FR" w:bidi="fr_FR"/>
+        </w:rPr>
+      </w:r>
+    </w:p>
+    <w:p>
+      <w:pPr>
+        <w:pStyle w:val="Heading3"/>
+      </w:pPr>
+      <w:r>
+        <w:rPr>
+          <w:lang w:val="fr_FR" w:bidi="fr_FR"/>
+        </w:rPr>
+        <w:t>Données :</w:t>
+      </w:r>
+    </w:p>
+    <w:p>
+      <w:pPr/>
+      <w:r>
+        <w:rPr>
+          <w:lang w:val="fr_FR" w:bidi="fr_FR"/>
+        </w:rPr>
+      </w:r>
+      <w:r>
+        <w:rPr>
+          <w:lang w:val="fr_FR" w:bidi="fr_FR"/>
+        </w:rPr>
+        <w:t>Dans la Bible, le mot "bête" est souvent une autre façon de dire "animal".</w:t>
+      </w:r>
+    </w:p>
+    <w:p>
+      <w:pPr>
+        <w:pStyle w:val="ListBullet"/>
+        <w:spacing w:line="240" w:lineRule="auto"/>
+        <w:ind w:left="720"/>
+      </w:pPr>
+      <w:r>
+        <w:rPr>
+          <w:lang w:val="fr_FR" w:bidi="fr_FR"/>
+        </w:rPr>
+      </w:r>
+      <w:r>
+        <w:rPr>
+          <w:lang w:val="fr_FR" w:bidi="fr_FR"/>
+        </w:rPr>
+        <w:t>Une bête sauvage est un type d'animal qui vit librement dans la forêt ou dans les champs et n'a pas été domestiqué par les gens.</w:t>
+      </w:r>
+    </w:p>
+    <w:p>
+      <w:pPr>
+        <w:pStyle w:val="ListBullet"/>
+        <w:spacing w:line="240" w:lineRule="auto"/>
+        <w:ind w:left="720"/>
+      </w:pPr>
+      <w:r>
+        <w:rPr>
+          <w:lang w:val="fr_FR" w:bidi="fr_FR"/>
+        </w:rPr>
+      </w:r>
+      <w:r>
+        <w:rPr>
+          <w:lang w:val="fr_FR" w:bidi="fr_FR"/>
+        </w:rPr>
+        <w:t>Une bête domestique est un animal qui vit avec les gens et qui est gardé pour la nourriture ou pour effectuer des travaux, tels que le labourage des champs. Souvent, le terme "bétail" est utilisé pour désigner ce type d'animal.</w:t>
+      </w:r>
+    </w:p>
+    <w:p>
+      <w:pPr>
+        <w:pStyle w:val="ListBullet"/>
+        <w:spacing w:line="240" w:lineRule="auto"/>
+        <w:ind w:left="720"/>
+      </w:pPr>
+      <w:r>
+        <w:rPr>
+          <w:lang w:val="fr_FR" w:bidi="fr_FR"/>
+        </w:rPr>
+      </w:r>
+      <w:r>
+        <w:rPr>
+          <w:lang w:val="fr_FR" w:bidi="fr_FR"/>
+        </w:rPr>
+        <w:t>Le livre de Daniel dans l'Ancien Testament et celui de l'Apocalypse dans le Nouveau Testament, décrivent des visions dans lesquelles des bêtes représentent des pouvoirs et des autorités perverses qui s’opposent à Dieu. (Voir : métaphore)</w:t>
+      </w:r>
+    </w:p>
+    <w:p>
+      <w:pPr>
+        <w:pStyle w:val="ListBullet"/>
+        <w:spacing w:line="240" w:lineRule="auto"/>
+        <w:ind w:left="720"/>
+      </w:pPr>
+      <w:r>
+        <w:rPr>
+          <w:lang w:val="fr_FR" w:bidi="fr_FR"/>
+        </w:rPr>
+      </w:r>
+      <w:r>
+        <w:rPr>
+          <w:lang w:val="fr_FR" w:bidi="fr_FR"/>
+        </w:rPr>
+        <w:t>Certaines de ces bêtes sont décrites comme ayant des caractéristiques étranges, telles que plusieurs têtes et de nombreuses cornes. Elles ont souvent du pouvoir et de l'autorité, indiquant qu'elles peuvent représenter des pays, des nations, ou d'autres puissances politiques.</w:t>
+      </w:r>
+    </w:p>
+    <w:p>
+      <w:pPr>
+        <w:pStyle w:val="ListBullet"/>
+        <w:spacing w:line="240" w:lineRule="auto"/>
+        <w:ind w:left="720"/>
+      </w:pPr>
+      <w:r>
+        <w:rPr>
+          <w:lang w:val="fr_FR" w:bidi="fr_FR"/>
+        </w:rPr>
+      </w:r>
+      <w:r>
+        <w:rPr>
+          <w:lang w:val="fr_FR" w:bidi="fr_FR"/>
+        </w:rPr>
+        <w:t>Les façons de traduire ces bêtes étranges pourraient inclure "créature" ou "chose créée" ou "animal" ou "animal sauvage", selon le contexte.</w:t>
+      </w:r>
+    </w:p>
+    <w:p>
+      <w:pPr/>
+      <w:r>
+        <w:rPr>
+          <w:lang w:val="fr_FR" w:bidi="fr_FR"/>
+        </w:rPr>
+      </w:r>
+      <w:r>
+        <w:rPr>
+          <w:lang w:val="fr_FR" w:bidi="fr_FR"/>
+        </w:rPr>
+        <w:t xml:space="preserve">(Voir aussi : </w:t>
+      </w:r>
+      <w:r>
+        <w:rPr>
+          <w:lang w:val="fr_FR" w:bidi="fr_FR"/>
+        </w:rPr>
+        <w:t>autorité</w:t>
       </w:r>
       <w:r>
         <w:rPr>
@@ -4999,306 +5298,7 @@
         <w:rPr>
           <w:lang w:val="fr_FR" w:bidi="fr_FR"/>
         </w:rPr>
-        <w:t>brebis</w:t>
-      </w:r>
-    </w:p>
-    <w:p>
-      <w:pPr>
-        <w:pStyle w:val="Heading3"/>
-      </w:pPr>
-      <w:r>
-        <w:rPr>
-          <w:lang w:val="fr_FR" w:bidi="fr_FR"/>
-        </w:rPr>
-        <w:t>Passages bibliques</w:t>
-      </w:r>
-    </w:p>
-    <w:p>
-      <w:pPr>
-        <w:pStyle w:val="ListBullet"/>
-        <w:spacing w:line="240" w:lineRule="auto"/>
-        <w:ind w:left="720"/>
-      </w:pPr>
-      <w:r>
-        <w:rPr>
-          <w:lang w:val="fr_FR" w:bidi="fr_FR"/>
-        </w:rPr>
-      </w:r>
-      <w:r>
-        <w:rPr>
-          <w:lang w:val="fr_FR" w:bidi="fr_FR"/>
-        </w:rPr>
-        <w:t>2 Rois 3.15–17</w:t>
-      </w:r>
-    </w:p>
-    <w:p>
-      <w:pPr>
-        <w:pStyle w:val="ListBullet"/>
-        <w:spacing w:line="240" w:lineRule="auto"/>
-        <w:ind w:left="720"/>
-      </w:pPr>
-      <w:r>
-        <w:rPr>
-          <w:lang w:val="fr_FR" w:bidi="fr_FR"/>
-        </w:rPr>
-      </w:r>
-      <w:r>
-        <w:rPr>
-          <w:lang w:val="fr_FR" w:bidi="fr_FR"/>
-        </w:rPr>
-        <w:t>Genèse 30.29</w:t>
-      </w:r>
-    </w:p>
-    <w:p>
-      <w:pPr>
-        <w:pStyle w:val="ListBullet"/>
-        <w:spacing w:line="240" w:lineRule="auto"/>
-        <w:ind w:left="720"/>
-      </w:pPr>
-      <w:r>
-        <w:rPr>
-          <w:lang w:val="fr_FR" w:bidi="fr_FR"/>
-        </w:rPr>
-      </w:r>
-      <w:r>
-        <w:rPr>
-          <w:lang w:val="fr_FR" w:bidi="fr_FR"/>
-        </w:rPr>
-        <w:t>Josué 1.14–15</w:t>
-      </w:r>
-    </w:p>
-    <w:p>
-      <w:pPr>
-        <w:pStyle w:val="ListBullet"/>
-        <w:spacing w:line="240" w:lineRule="auto"/>
-        <w:ind w:left="720"/>
-      </w:pPr>
-      <w:r>
-        <w:rPr>
-          <w:lang w:val="fr_FR" w:bidi="fr_FR"/>
-        </w:rPr>
-      </w:r>
-      <w:r>
-        <w:rPr>
-          <w:lang w:val="fr_FR" w:bidi="fr_FR"/>
-        </w:rPr>
-        <w:t>Néhémie 9.36–37</w:t>
-      </w:r>
-    </w:p>
-    <w:p>
-      <w:pPr>
-        <w:pStyle w:val="ListBullet"/>
-        <w:spacing w:line="240" w:lineRule="auto"/>
-        <w:ind w:left="720"/>
-      </w:pPr>
-      <w:r>
-        <w:rPr>
-          <w:lang w:val="fr_FR" w:bidi="fr_FR"/>
-        </w:rPr>
-      </w:r>
-      <w:r>
-        <w:rPr>
-          <w:lang w:val="fr_FR" w:bidi="fr_FR"/>
-        </w:rPr>
-        <w:t>Nombres 3.41</w:t>
-      </w:r>
-    </w:p>
-    <w:p>
-      <w:pPr>
-        <w:pStyle w:val="Heading3"/>
-      </w:pPr>
-      <w:r>
-        <w:rPr>
-          <w:lang w:val="fr_FR" w:bidi="fr_FR"/>
-        </w:rPr>
-        <w:t>Données sur le mot</w:t>
-      </w:r>
-    </w:p>
-    <w:p>
-      <w:pPr>
-        <w:pStyle w:val="ListBullet"/>
-        <w:spacing w:line="240" w:lineRule="auto"/>
-        <w:ind w:left="720"/>
-      </w:pPr>
-      <w:r>
-        <w:rPr>
-          <w:lang w:val="fr_FR" w:bidi="fr_FR"/>
-        </w:rPr>
-      </w:r>
-      <w:r>
-        <w:rPr>
-          <w:lang w:val="fr_FR" w:bidi="fr_FR"/>
-        </w:rPr>
-        <w:t>Numéros Strong : H0929, H4399, H4735</w:t>
-      </w:r>
-      <w:r>
-        <w:rPr>
-          <w:lang w:val="fr_FR" w:bidi="fr_FR"/>
-        </w:rPr>
-      </w:r>
-      <w:r>
-        <w:rPr>
-          <w:lang w:val="fr_FR" w:bidi="fr_FR"/>
-        </w:rPr>
-      </w:r>
-    </w:p>
-    <w:p>
-      <w:pPr/>
-      <w:r>
-        <w:rPr>
-          <w:lang w:val="fr_FR" w:bidi="fr_FR"/>
-        </w:rPr>
-      </w:r>
-    </w:p>
-    <w:p>
-      <w:pPr>
-        <w:pStyle w:val="Heading2"/>
-      </w:pPr>
-      <w:r>
-        <w:rPr>
-          <w:lang w:val="fr_FR" w:bidi="fr_FR"/>
-        </w:rPr>
-        <w:t>Bête</w:t>
-      </w:r>
-      <w:r>
-        <w:rPr>
-          <w:lang w:val="fr_FR" w:bidi="fr_FR"/>
-        </w:rPr>
-      </w:r>
-    </w:p>
-    <w:p>
-      <w:pPr>
-        <w:pStyle w:val="Heading3"/>
-      </w:pPr>
-      <w:r>
-        <w:rPr>
-          <w:lang w:val="fr_FR" w:bidi="fr_FR"/>
-        </w:rPr>
-        <w:t>Données :</w:t>
-      </w:r>
-    </w:p>
-    <w:p>
-      <w:pPr/>
-      <w:r>
-        <w:rPr>
-          <w:lang w:val="fr_FR" w:bidi="fr_FR"/>
-        </w:rPr>
-      </w:r>
-      <w:r>
-        <w:rPr>
-          <w:lang w:val="fr_FR" w:bidi="fr_FR"/>
-        </w:rPr>
-        <w:t>Dans la Bible, le mot "bête" est souvent une autre façon de dire "animal".</w:t>
-      </w:r>
-    </w:p>
-    <w:p>
-      <w:pPr>
-        <w:pStyle w:val="ListBullet"/>
-        <w:spacing w:line="240" w:lineRule="auto"/>
-        <w:ind w:left="720"/>
-      </w:pPr>
-      <w:r>
-        <w:rPr>
-          <w:lang w:val="fr_FR" w:bidi="fr_FR"/>
-        </w:rPr>
-      </w:r>
-      <w:r>
-        <w:rPr>
-          <w:lang w:val="fr_FR" w:bidi="fr_FR"/>
-        </w:rPr>
-        <w:t>Une bête sauvage est un type d'animal qui vit librement dans la forêt ou dans les champs et n'a pas été domestiqué par les gens.</w:t>
-      </w:r>
-    </w:p>
-    <w:p>
-      <w:pPr>
-        <w:pStyle w:val="ListBullet"/>
-        <w:spacing w:line="240" w:lineRule="auto"/>
-        <w:ind w:left="720"/>
-      </w:pPr>
-      <w:r>
-        <w:rPr>
-          <w:lang w:val="fr_FR" w:bidi="fr_FR"/>
-        </w:rPr>
-      </w:r>
-      <w:r>
-        <w:rPr>
-          <w:lang w:val="fr_FR" w:bidi="fr_FR"/>
-        </w:rPr>
-        <w:t>Une bête domestique est un animal qui vit avec les gens et qui est gardé pour la nourriture ou pour effectuer des travaux, tels que le labourage des champs. Souvent, le terme "bétail" est utilisé pour désigner ce type d'animal.</w:t>
-      </w:r>
-    </w:p>
-    <w:p>
-      <w:pPr>
-        <w:pStyle w:val="ListBullet"/>
-        <w:spacing w:line="240" w:lineRule="auto"/>
-        <w:ind w:left="720"/>
-      </w:pPr>
-      <w:r>
-        <w:rPr>
-          <w:lang w:val="fr_FR" w:bidi="fr_FR"/>
-        </w:rPr>
-      </w:r>
-      <w:r>
-        <w:rPr>
-          <w:lang w:val="fr_FR" w:bidi="fr_FR"/>
-        </w:rPr>
-        <w:t>Le livre de Daniel dans l'Ancien Testament et celui de l'Apocalypse dans le Nouveau Testament, décrivent des visions dans lesquelles des bêtes représentent des pouvoirs et des autorités perverses qui s’opposent à Dieu. (Voir : métaphore)</w:t>
-      </w:r>
-    </w:p>
-    <w:p>
-      <w:pPr>
-        <w:pStyle w:val="ListBullet"/>
-        <w:spacing w:line="240" w:lineRule="auto"/>
-        <w:ind w:left="720"/>
-      </w:pPr>
-      <w:r>
-        <w:rPr>
-          <w:lang w:val="fr_FR" w:bidi="fr_FR"/>
-        </w:rPr>
-      </w:r>
-      <w:r>
-        <w:rPr>
-          <w:lang w:val="fr_FR" w:bidi="fr_FR"/>
-        </w:rPr>
-        <w:t>Certaines de ces bêtes sont décrites comme ayant des caractéristiques étranges, telles que plusieurs têtes et de nombreuses cornes. Elles ont souvent du pouvoir et de l'autorité, indiquant qu'elles peuvent représenter des pays, des nations, ou d'autres puissances politiques.</w:t>
-      </w:r>
-    </w:p>
-    <w:p>
-      <w:pPr>
-        <w:pStyle w:val="ListBullet"/>
-        <w:spacing w:line="240" w:lineRule="auto"/>
-        <w:ind w:left="720"/>
-      </w:pPr>
-      <w:r>
-        <w:rPr>
-          <w:lang w:val="fr_FR" w:bidi="fr_FR"/>
-        </w:rPr>
-      </w:r>
-      <w:r>
-        <w:rPr>
-          <w:lang w:val="fr_FR" w:bidi="fr_FR"/>
-        </w:rPr>
-        <w:t>Les façons de traduire ces bêtes étranges pourraient inclure "créature" ou "chose créée" ou "animal" ou "animal sauvage", selon le contexte.</w:t>
-      </w:r>
-    </w:p>
-    <w:p>
-      <w:pPr/>
-      <w:r>
-        <w:rPr>
-          <w:lang w:val="fr_FR" w:bidi="fr_FR"/>
-        </w:rPr>
-      </w:r>
-      <w:r>
-        <w:rPr>
-          <w:lang w:val="fr_FR" w:bidi="fr_FR"/>
-        </w:rPr>
-        <w:t xml:space="preserve">(Voir aussi : </w:t>
-      </w:r>
-      <w:r>
-        <w:rPr>
-          <w:lang w:val="fr_FR" w:bidi="fr_FR"/>
-        </w:rPr>
-        <w:t>autorité</w:t>
+        <w:t>Daniel</w:t>
       </w:r>
       <w:r>
         <w:rPr>
@@ -5310,7 +5310,7 @@
         <w:rPr>
           <w:lang w:val="fr_FR" w:bidi="fr_FR"/>
         </w:rPr>
-        <w:t>Daniel</w:t>
+        <w:t>bétail</w:t>
       </w:r>
       <w:r>
         <w:rPr>
@@ -5322,49 +5322,13 @@
         <w:rPr>
           <w:lang w:val="fr_FR" w:bidi="fr_FR"/>
         </w:rPr>
-        <w:t>bétail</w:t>
-      </w:r>
-      <w:r>
-        <w:rPr>
-          <w:lang w:val="fr_FR" w:bidi="fr_FR"/>
-        </w:rPr>
-        <w:t xml:space="preserve">, </w:t>
-      </w:r>
-      <w:r>
-        <w:rPr>
-          <w:lang w:val="fr_FR" w:bidi="fr_FR"/>
-        </w:rPr>
         <w:t>nation</w:t>
       </w:r>
       <w:r>
         <w:rPr>
           <w:lang w:val="fr_FR" w:bidi="fr_FR"/>
         </w:rPr>
-        <w:t xml:space="preserve">, </w:t>
-      </w:r>
-      <w:r>
-        <w:rPr>
-          <w:lang w:val="fr_FR" w:bidi="fr_FR"/>
-        </w:rPr>
-        <w:t>puissance</w:t>
-      </w:r>
-      <w:r>
-        <w:rPr>
-          <w:lang w:val="fr_FR" w:bidi="fr_FR"/>
-        </w:rPr>
-        <w:t xml:space="preserve">, </w:t>
-      </w:r>
-      <w:r>
-        <w:rPr>
-          <w:lang w:val="fr_FR" w:bidi="fr_FR"/>
-        </w:rPr>
-        <w:t>révéler</w:t>
-      </w:r>
-      <w:r>
-        <w:rPr>
-          <w:lang w:val="fr_FR" w:bidi="fr_FR"/>
-        </w:rPr>
-        <w:t xml:space="preserve">, </w:t>
+        <w:t xml:space="preserve">, puissance, révéler, </w:t>
       </w:r>
       <w:r>
         <w:rPr>
